--- a/tests/corpus/word-rules/E-header-space-after.docx
+++ b/tests/corpus/word-rules/E-header-space-after.docx
@@ -162,13 +162,16 @@
 <file path=word/header1.xml><?xml version="1.0" encoding="utf-8"?>
 <w:hdr xmlns:w="http://schemas.openxmlformats.org/wordprocessingml/2006/main" xmlns:r="http://schemas.openxmlformats.org/officeDocument/2006/relationships">
   <w:p>
+    <w:pPr>
+      <w:spacing w:line="240" w:lineRule="exact"/>
+    </w:pPr>
     <w:r>
       <w:t xml:space="preserve">header line 1</w:t>
     </w:r>
   </w:p>
   <w:p>
     <w:pPr>
-      <w:spacing w:after="480"/>
+      <w:spacing w:after="480" w:line="240" w:lineRule="exact"/>
     </w:pPr>
     <w:r>
       <w:t xml:space="preserve">header line 2, with 24 pt after</w:t>
